--- a/output/2026-09-11/Дзен_Медведев_интервью.docx
+++ b/output/2026-09-11/Дзен_Медведев_интервью.docx
@@ -27,7 +27,7 @@
         <w:jc w:val="both"/>
       </w:pPr>
       <w:r>
-        <w:t>10 сентября газета «Ведомости» опубликовала большое интервью председателя «Единой России», заместителя председателя Совета безопасности Дмитрия Медведева. Беседу вели Елена Мухаметшина и Ирина Казьмина. Формальный повод — предстоящие 18–20 сентября выборы в Государственную думу, однако выборам посвящена меньшая часть разговора. Основное место занимают санкции, ядерное сдерживание, экономика военного времени, миграционная политика и объяснение самим Медведевым его публичной риторики последних лет.</w:t>
+        <w:t>10 сентября газета «Ведомости» опубликовала большое интервью председателя «Единой России», заместителя председателя Совета безопасности Дмитрия Медведева. Поводом для интервью послужили предстоящие 18–20 сентября выборы в Государственную думу, однако теме выборов посвящена меньшая часть разговора. Основное место занимают санкции, ядерное сдерживание, экономика военного времени, миграционная политика и объяснение Медведевым его публичной риторики последних лет.</w:t>
       </w:r>
     </w:p>
     <w:p>
@@ -35,7 +35,7 @@
         <w:jc w:val="both"/>
       </w:pPr>
       <w:r>
-        <w:t>Ниже — краткое содержание интервью, его основные тезисы и авторский комментарий.</w:t>
+        <w:t>Выборы и партия. По словам Медведева, «Единая Россия» является «полноценным и важнейшим участником формирования государственного курса». Фракция в новой Думе заметно обновится: среди кандидатов партии 80 ветеранов специальной военной операции. Медведев напомнил о плачевной судьбе партий, которые «абсолютизировали прошлое и отказывались меняться».</w:t>
       </w:r>
     </w:p>
     <w:p>
@@ -43,15 +43,7 @@
         <w:jc w:val="both"/>
       </w:pPr>
       <w:r>
-        <w:t>Краткое содержание</w:t>
-      </w:r>
-    </w:p>
-    <w:p>
-      <w:pPr>
-        <w:jc w:val="both"/>
-      </w:pPr>
-      <w:r>
-        <w:t>Выборы и партия. По словам Медведева, «Единая Россия» является «полноценным и важнейшим участником формирования государственного курса». Фракция в новой Думе заметно обновится: среди кандидатов партии 80 ветеранов специальной военной операции. Медведев напомнил о судьбе партий, которые «абсолютизировали прошлое и отказывались меняться».</w:t>
+        <w:t>Обновление фракции за счёт участников операции меняет не состав, а логику будущей Думы. Депутаты с фронтовым опытом будут иначе смотреть на оборонный бюджет, льготы ветеранам и условия завершения конфликта, и партийная дисциплина этот фактор ограничит лишь отчасти. По последнему опросу ВЦИОМ за «Единую Россию» готовы голосовать 37% избирателей, так что конституционное большинство, о котором говорит Медведев, партии придётся собирать в том числе за счёт одномандатников. Именно новые лица в округах и станут проверкой того, насколько партия действительно готова меняться.</w:t>
       </w:r>
     </w:p>
     <w:p>
@@ -67,6 +59,14 @@
         <w:jc w:val="both"/>
       </w:pPr>
       <w:r>
+        <w:t>Заявление сделано в тот момент, когда группировка «Север» блокирует украинские подразделения под Харьковом, а ночные атаки беспилотников доходят до Тулы, Саратова и Сочи. В такой обстановке слух о мобилизации становится инструментом давления на настроения избирателей за неделю до голосования, и отвечать на него приходится на самом высоком уровне. Президент ранее говорил о группировке больше 700 тысяч человек. Если контрактная модель действительно закрывает потребности, это означает, что у Москвы есть запас времени для переговоров без изменения формата операции.</w:t>
+      </w:r>
+    </w:p>
+    <w:p>
+      <w:pPr>
+        <w:jc w:val="both"/>
+      </w:pPr>
+      <w:r>
         <w:t>Санкции. Все ограничения, введённые западными странами, по оценке Медведева, «юридически ничтожны». Россия, по его словам, не должна стесняться выступать против государств, которые ввели санкции, а её целью должно быть «причинение враждебным государствам максимального имущественного и финансового вреда».</w:t>
       </w:r>
     </w:p>
@@ -75,7 +75,7 @@
         <w:jc w:val="both"/>
       </w:pPr>
       <w:r>
-        <w:t>Ядерное оружие. Оно «может быть применено в определённых случаях. Это не страшилка. Это реальность». Речь идёт об ответе на критическую угрозу суверенитету страны.</w:t>
+        <w:t>Тезис прозвучал в неделю, когда Еврокомиссия вернулась к идее передать Украине замороженные российские активы, а группа стран во главе с Германией ставит Бельгии ультиматум по этому вопросу. Формулировка о «максимальном вреде» читается как ответ на эти планы и как предупреждение об ответных мерах против европейского имущества в России. Одновременно Вашингтон ведёт с Москвой переговоры, министры финансов двух стран встречались на полях «двадцатки», а санкции там, по словам Антона Силуанова, даже не обсуждались. Жёсткость адресована Европе, а не Соединённым Штатам, и это различие в интервью прослеживается отчётливо.</w:t>
       </w:r>
     </w:p>
     <w:p>
@@ -83,7 +83,31 @@
         <w:jc w:val="both"/>
       </w:pPr>
       <w:r>
-        <w:t>Экономика. Роль государства в экономике выросла, поскольку во время боевых действий оно взяло на себя основные риски. После завершения операции экономическая жизнь должна вернуться в обычное русло: «бессрочная господдержка прекращает всякое развитие», а государственные средства должны привлекать частный капитал, а не заменять его. Банковская система, по словам Медведева, «абсолютно стабильна», угроз сбережениям граждан нет.</w:t>
+        <w:t>Ядерное оружие. Оно «может быть применено в определённых случаях. Это не страшилка. Это реальность». Дмитрий Анатольевич говорил о применении ядерного оружия в ответ на критическую угрозу суверенитету страны.</w:t>
+      </w:r>
+    </w:p>
+    <w:p>
+      <w:pPr>
+        <w:jc w:val="both"/>
+      </w:pPr>
+      <w:r>
+        <w:t>Ничего нового по сравнению с действующими Основами ядерной политики здесь нет, критическая угроза суверенитету как условие ответа в документе закреплена. Актуальность тезису придаёт другое: на той же неделе парламентский комитет Литвы одобрил снятие конституционного запрета на размещение ядерного оружия, а Кремль назвал это серьёзным витком эскалации. После обмена ударами между США и Ираном в Персидском заливе разговор о ядерном пороге перестал быть теоретическим, и напоминание о российской доктрине звучит как часть этого общего контекста.</w:t>
+      </w:r>
+    </w:p>
+    <w:p>
+      <w:pPr>
+        <w:jc w:val="both"/>
+      </w:pPr>
+      <w:r>
+        <w:t>Экономика. Роль государства в экономике выросла, поскольку во время боевых действий оно берет на себя основные риски. После завершения операции экономическая жизнь должна вернуться в обычное русло: «бессрочная господдержка прекращает всякое развитие», а государственные средства должны привлекать частный капитал, а не заменять его. Банковская система, по словам Медведева, «абсолютно стабильна», угроз сбережениям граждан нет.</w:t>
+      </w:r>
+    </w:p>
+    <w:p>
+      <w:pPr>
+        <w:jc w:val="both"/>
+      </w:pPr>
+      <w:r>
+        <w:t>Это самая содержательная часть интервью. Дефицит бюджета за восемь месяцев уже превысил годовой план, нефтегазовые доходы снижаются, а ключевая ставка Банка России остаётся двузначной. Признание, что расширенное участие государства временно, и ставка на частную инициативу задают рамку экономической политики после завершения операции. Заверения о стабильности банков появились не случайно: неделей раньше рубль и биржа заметно колебались на нефтяных новостях, и вопрос о сохранности сбережений для избирателя важнее любых внешнеполитических заявлений.</w:t>
       </w:r>
     </w:p>
     <w:p>
@@ -99,7 +123,7 @@
         <w:jc w:val="both"/>
       </w:pPr>
       <w:r>
-        <w:t>Международное право. Крупные конфликты, по его мнению, способствуют развитию международного права. Международный уголовный суд он назвал «абсолютно неудачным вариантом» создания судебного органа.</w:t>
+        <w:t>Позиция совпадает с тем, что в те же дни президент обсуждал с руководством МВД: систему организованного найма, при которой работодатель отвечает за жильё и возвращение работника домой после контракта, и цифру в 100 тысяч выдворенных за полтора года. Миграционная тема стала одной из главных в кампании всех парламентских партий, и «Единая Россия» здесь занимает ту же нишу, что и её конкуренты. Разница лишь в том, что у правящей партии есть возможность превратить лозунг в закон уже в следующем созыве.</w:t>
       </w:r>
     </w:p>
     <w:p>
@@ -107,7 +131,7 @@
         <w:jc w:val="both"/>
       </w:pPr>
       <w:r>
-        <w:t>О собственной риторике. Отвечая на вопрос об ужесточении тона, Медведев сказал, что разочарован поведением ряда государств, которые, по его словам, «должны были быть более умными». Прежде он это скрывал, теперь говорит открыто.</w:t>
+        <w:t>Отвечая на вопрос об ужесточении тона в собственных высказываниях и комментариях, Дмитрий Анатольевич объяснил свою риторику не изменением позиции, а личным разочарованием в западных партнёрах. Для политика его уровня это редкое признание.</w:t>
       </w:r>
     </w:p>
     <w:p>
@@ -115,95 +139,7 @@
         <w:jc w:val="both"/>
       </w:pPr>
       <w:r>
-        <w:t>Главный тезис. «Наша страна может сохраниться только как великая держава. Или великая держава, или никакая».</w:t>
-      </w:r>
-    </w:p>
-    <w:p>
-      <w:pPr>
-        <w:jc w:val="both"/>
-      </w:pPr>
-      <w:r>
-        <w:t>Основные тезисы</w:t>
-      </w:r>
-    </w:p>
-    <w:p>
-      <w:pPr>
-        <w:jc w:val="both"/>
-      </w:pPr>
-      <w:r>
-        <w:t>Первое. Интервью обращено к двум аудиториям. Для внутренней аудитории оно закрывает три наиболее чувствительных вопроса осени: мобилизации не будет, банковская система устойчива, обязательства государства исполняются. Для внешней аудитории адресованы санкционный и ядерный блоки, и они выдержаны без смягчений.</w:t>
-      </w:r>
-    </w:p>
-    <w:p>
-      <w:pPr>
-        <w:jc w:val="both"/>
-      </w:pPr>
-      <w:r>
-        <w:t>Второе. Экономический раздел выделяется на общем фоне. Тезис о временном характере расширенного участия государства и о частной инициативе как основе развития можно рассматривать как заявку на экономическую повестку после завершения операции.</w:t>
-      </w:r>
-    </w:p>
-    <w:p>
-      <w:pPr>
-        <w:jc w:val="both"/>
-      </w:pPr>
-      <w:r>
-        <w:t>Третье. Медведев впервые публично объяснил ужесточение своей риторики не изменением позиции, а личным разочарованием в западных партнёрах. Для политика его уровня это редкое признание.</w:t>
-      </w:r>
-    </w:p>
-    <w:p>
-      <w:pPr>
-        <w:jc w:val="both"/>
-      </w:pPr>
-      <w:r>
-        <w:t>Авторский комментарий</w:t>
-      </w:r>
-    </w:p>
-    <w:p>
-      <w:pPr>
-        <w:jc w:val="both"/>
-      </w:pPr>
-      <w:r>
-        <w:t>Оговорка: ниже приводится мнение автора, оно не является позицией канала.</w:t>
-      </w:r>
-    </w:p>
-    <w:p>
-      <w:pPr>
-        <w:jc w:val="both"/>
-      </w:pPr>
-      <w:r>
-        <w:t>По санкциям позиция Медведева выглядит обоснованной по существу и уязвимой по форме. Обоснованной — потому что за четыре года ответные меры России действительно носили в основном зеркальный характер, а тезис о юридической ничтожности односторонних ограничений так и не стал предметом последовательной международно-правовой кампании. Уязвимой — потому что формулировка о «максимальном вреде» как цели государства легко используется теми, кто доказывает невозможность договорённостей с Москвой. При этом контакты с Вашингтоном на этой неделе, включая визиты Стивена Уиткоффа и Джареда Кушнера и телефонный разговор президентов, показывают, что переговорный процесс возобновился.</w:t>
-      </w:r>
-    </w:p>
-    <w:p>
-      <w:pPr>
-        <w:jc w:val="both"/>
-      </w:pPr>
-      <w:r>
-        <w:t>По ядерному вопросу интервью не содержит ничего, что выходило бы за рамки действующих Основ государственной политики в области ядерного сдерживания. Критическая угроза суверенитету как условие ответа в документе закреплена. Заявление Медведева следует рассматривать как напоминание об этой норме, а не как новый сигнал.</w:t>
-      </w:r>
-    </w:p>
-    <w:p>
-      <w:pPr>
-        <w:jc w:val="both"/>
-      </w:pPr>
-      <w:r>
-        <w:t>Наиболее значимый для внутренней политики тезис — обновление фракции за счёт ветеранов операции — в интервью подан сдержанно. При этом именно он способен изменить характер работы Думы: депутаты с фронтовым опытом будут иначе подходить к бюджету, социальным вопросам и условиям завершения конфликта. Партийная дисциплина этот фактор ограничивает, но не отменяет.</w:t>
-      </w:r>
-    </w:p>
-    <w:p>
-      <w:pPr>
-        <w:jc w:val="both"/>
-      </w:pPr>
-      <w:r>
-        <w:t>Формула «или великая держава, или никакая» задаёт цель, но не критерий. Критерий в интервью тоже назван: «люди должны чувствовать защищённость и видеть улучшение качества жизни». Именно по нему избирателям предстоит оценивать и партию, и её председателя после 20 сентября.</w:t>
-      </w:r>
-    </w:p>
-    <w:p>
-      <w:pPr>
-        <w:jc w:val="both"/>
-      </w:pPr>
-      <w:r>
-        <w:t>Какой из тезисов интервью вы считаете главным: гарантии по мобилизации и сбережениям или жёсткую линию в отношении западных стран? Поделитесь мнением в комментариях.</w:t>
+        <w:t>Медведев остаётся тем, кто в 2010 году подписывал с Бараком Обамой договор СНВ-III и говорил о «перезагрузке». Его нынешний тон отражает личную эволюцию и вместе с ней путь, который прошла вся российская элита за эти годы. При этом сам факт возобновившихся контактов с Вашингтоном показывает, что разочарование не означает отказа от диалога. Скорее оно задаёт его условия: разговор возможен, но уже без прежних иллюзий.</w:t>
       </w:r>
     </w:p>
     <w:sectPr>
